--- a/PhieuHocTapNhom.docx
+++ b/PhieuHocTapNhom.docx
@@ -4,7 +4,7 @@
   <w:body>
     <w:p>
       <w:pPr>
-        <w:spacing w:line="360" w:lineRule="auto"/>
+        <w:spacing w:before="200" w:after="200" w:line="312" w:lineRule="auto"/>
         <w:jc w:val="center"/>
         <w:rPr>
           <w:rFonts w:cs="Times New Roman"/>
@@ -33,8 +33,9 @@
           <w:ilvl w:val="0"/>
           <w:numId w:val="1"/>
         </w:numPr>
-        <w:spacing w:line="360" w:lineRule="auto"/>
+        <w:spacing w:before="200" w:after="200" w:line="312" w:lineRule="auto"/>
         <w:ind w:left="709" w:hanging="349"/>
+        <w:contextualSpacing w:val="0"/>
         <w:rPr>
           <w:rFonts w:cs="Times New Roman"/>
           <w:b/>
@@ -61,7 +62,8 @@
           <w:ilvl w:val="0"/>
           <w:numId w:val="2"/>
         </w:numPr>
-        <w:spacing w:line="360" w:lineRule="auto"/>
+        <w:spacing w:before="200" w:after="200" w:line="312" w:lineRule="auto"/>
+        <w:contextualSpacing w:val="0"/>
         <w:rPr>
           <w:rFonts w:cs="Times New Roman"/>
           <w:color w:val="000000" w:themeColor="text1"/>
@@ -159,7 +161,8 @@
           <w:ilvl w:val="0"/>
           <w:numId w:val="2"/>
         </w:numPr>
-        <w:spacing w:after="0" w:line="360" w:lineRule="auto"/>
+        <w:spacing w:before="200" w:after="200" w:line="312" w:lineRule="auto"/>
+        <w:contextualSpacing w:val="0"/>
         <w:rPr>
           <w:rFonts w:cs="Times New Roman"/>
           <w:color w:val="000000" w:themeColor="text1"/>
@@ -939,8 +942,9 @@
           <w:ilvl w:val="0"/>
           <w:numId w:val="1"/>
         </w:numPr>
-        <w:spacing w:line="360" w:lineRule="auto"/>
+        <w:spacing w:before="200" w:after="200" w:line="312" w:lineRule="auto"/>
         <w:ind w:left="709" w:hanging="349"/>
+        <w:contextualSpacing w:val="0"/>
         <w:rPr>
           <w:rFonts w:cs="Times New Roman"/>
           <w:b/>
@@ -967,7 +971,8 @@
           <w:ilvl w:val="0"/>
           <w:numId w:val="3"/>
         </w:numPr>
-        <w:spacing w:before="240" w:line="360" w:lineRule="auto"/>
+        <w:spacing w:before="200" w:after="200" w:line="312" w:lineRule="auto"/>
+        <w:contextualSpacing w:val="0"/>
         <w:rPr>
           <w:rFonts w:cs="Times New Roman"/>
           <w:color w:val="000000" w:themeColor="text1"/>
@@ -1146,7 +1151,8 @@
           <w:ilvl w:val="0"/>
           <w:numId w:val="3"/>
         </w:numPr>
-        <w:spacing w:before="240" w:after="0" w:line="360" w:lineRule="auto"/>
+        <w:spacing w:before="200" w:after="200" w:line="312" w:lineRule="auto"/>
+        <w:contextualSpacing w:val="0"/>
         <w:rPr>
           <w:rFonts w:cs="Times New Roman"/>
           <w:color w:val="000000" w:themeColor="text1"/>
@@ -1171,7 +1177,8 @@
           <w:ilvl w:val="0"/>
           <w:numId w:val="4"/>
         </w:numPr>
-        <w:spacing w:before="240" w:beforeAutospacing="0" w:after="160" w:afterAutospacing="0"/>
+        <w:spacing w:before="200" w:beforeAutospacing="0" w:after="200" w:afterAutospacing="0"/>
+        <w:jc w:val="both"/>
       </w:pPr>
       <w:r>
         <w:rPr>
@@ -1197,6 +1204,14 @@
           <w:szCs w:val="28"/>
         </w:rPr>
         <w:t>Tìm kiếm, thu thập tài liệu và nghiên cứu lý thuyết tổng quan về an ninh mạng , các kiến thức cơ sở cần thiết (toán học cho mật mã, lý thuyết số, hàm băm, thuật toán sinh số nguyên tố) và tìm hiểu ban đầu về hệ mã hóa khóa công khai cùng chữ ký số RSA.</w:t>
+      </w:r>
+      <w:r>
+        <w:rPr>
+          <w:sz w:val="28"/>
+          <w:szCs w:val="28"/>
+          <w:lang w:val="vi-VN"/>
+        </w:rPr>
+        <w:t xml:space="preserve"> Thiết lập bố cục báo cáo</w:t>
       </w:r>
     </w:p>
     <w:p>
@@ -1206,7 +1221,8 @@
           <w:ilvl w:val="0"/>
           <w:numId w:val="4"/>
         </w:numPr>
-        <w:spacing w:before="240" w:beforeAutospacing="0" w:after="160" w:afterAutospacing="0"/>
+        <w:spacing w:before="200" w:beforeAutospacing="0" w:after="200" w:afterAutospacing="0"/>
+        <w:jc w:val="both"/>
       </w:pPr>
       <w:r>
         <w:rPr>
@@ -1222,7 +1238,15 @@
           <w:sz w:val="28"/>
           <w:szCs w:val="28"/>
         </w:rPr>
-        <w:t>Cài đặt thuật toán, xây dựng chương trình mô phỏng hoạt động của chữ ký số RSA và ứng dụng trong xác thực tính toàn vẹn của dữ liệu.</w:t>
+        <w:t>Cài đặt thuật toán, xây dựng chương trình mô phỏng hoạt động của chữ ký số RSA và ứng dụng trong xác thực tính toàn vẹn của dữ liệu</w:t>
+      </w:r>
+      <w:r>
+        <w:rPr>
+          <w:sz w:val="28"/>
+          <w:szCs w:val="28"/>
+          <w:lang w:val="vi-VN"/>
+        </w:rPr>
+        <w:t xml:space="preserve"> bằng 2 ngôn ngữ Java, C#. tổng hợp và viết báo cáo</w:t>
       </w:r>
     </w:p>
     <w:p>
@@ -1232,7 +1256,8 @@
           <w:ilvl w:val="0"/>
           <w:numId w:val="4"/>
         </w:numPr>
-        <w:spacing w:before="240" w:line="360" w:lineRule="auto"/>
+        <w:spacing w:before="200" w:after="200" w:line="312" w:lineRule="auto"/>
+        <w:contextualSpacing w:val="0"/>
         <w:jc w:val="both"/>
         <w:rPr>
           <w:rFonts w:cs="Times New Roman"/>
@@ -1252,21 +1277,13 @@
       </w:r>
       <w:r>
         <w:rPr>
-          <w:rFonts w:eastAsia="Times New Roman" w:cs="Times New Roman" w:hint="cs"/>
-          <w:color w:val="000000" w:themeColor="text1"/>
-          <w:sz w:val="28"/>
-          <w:szCs w:val="28"/>
-        </w:rPr>
-        <w:t>Viết báo cáo tổng kế</w:t>
-      </w:r>
-      <w:r>
-        <w:rPr>
           <w:rFonts w:eastAsia="Times New Roman" w:cs="Times New Roman"/>
           <w:color w:val="000000" w:themeColor="text1"/>
           <w:sz w:val="28"/>
           <w:szCs w:val="28"/>
-        </w:rPr>
-        <w:t>t</w:t>
+          <w:lang w:val="vi-VN"/>
+        </w:rPr>
+        <w:t>Chỉnh sửa và hoàn thiện báo cáo</w:t>
       </w:r>
     </w:p>
     <w:p>
@@ -1276,7 +1293,8 @@
           <w:ilvl w:val="0"/>
           <w:numId w:val="3"/>
         </w:numPr>
-        <w:spacing w:before="240" w:line="360" w:lineRule="auto"/>
+        <w:spacing w:before="200" w:after="200" w:line="312" w:lineRule="auto"/>
+        <w:contextualSpacing w:val="0"/>
         <w:jc w:val="both"/>
         <w:rPr>
           <w:rFonts w:cs="Times New Roman"/>
@@ -1292,6 +1310,7 @@
           <w:sz w:val="28"/>
           <w:szCs w:val="28"/>
         </w:rPr>
+        <w:lastRenderedPageBreak/>
         <w:t xml:space="preserve">Sản phẩm nghiên cứu </w:t>
       </w:r>
     </w:p>
@@ -1302,7 +1321,8 @@
           <w:ilvl w:val="0"/>
           <w:numId w:val="4"/>
         </w:numPr>
-        <w:spacing w:before="240" w:line="360" w:lineRule="auto"/>
+        <w:spacing w:before="200" w:after="200" w:line="312" w:lineRule="auto"/>
+        <w:contextualSpacing w:val="0"/>
         <w:jc w:val="both"/>
         <w:rPr>
           <w:rFonts w:cs="Times New Roman"/>
@@ -1328,7 +1348,8 @@
           <w:ilvl w:val="0"/>
           <w:numId w:val="4"/>
         </w:numPr>
-        <w:spacing w:before="240" w:line="360" w:lineRule="auto"/>
+        <w:spacing w:before="200" w:after="200" w:line="312" w:lineRule="auto"/>
+        <w:contextualSpacing w:val="0"/>
         <w:rPr>
           <w:rFonts w:cs="Times New Roman"/>
           <w:color w:val="000000" w:themeColor="text1"/>
@@ -1343,7 +1364,6 @@
           <w:sz w:val="28"/>
           <w:szCs w:val="28"/>
         </w:rPr>
-        <w:lastRenderedPageBreak/>
         <w:t>Chương trình demo</w:t>
       </w:r>
     </w:p>
@@ -1354,8 +1374,9 @@
           <w:ilvl w:val="0"/>
           <w:numId w:val="1"/>
         </w:numPr>
-        <w:spacing w:before="240" w:line="360" w:lineRule="auto"/>
+        <w:spacing w:before="200" w:after="200" w:line="312" w:lineRule="auto"/>
         <w:ind w:left="851" w:hanging="491"/>
+        <w:contextualSpacing w:val="0"/>
         <w:rPr>
           <w:rFonts w:cs="Times New Roman"/>
           <w:b/>
@@ -1382,7 +1403,8 @@
           <w:ilvl w:val="0"/>
           <w:numId w:val="5"/>
         </w:numPr>
-        <w:spacing w:before="240" w:line="360" w:lineRule="auto"/>
+        <w:spacing w:before="200" w:after="200" w:line="312" w:lineRule="auto"/>
+        <w:contextualSpacing w:val="0"/>
         <w:jc w:val="both"/>
         <w:rPr>
           <w:rFonts w:cs="Times New Roman"/>
@@ -1408,7 +1430,9 @@
           <w:ilvl w:val="0"/>
           <w:numId w:val="5"/>
         </w:numPr>
-        <w:spacing w:before="240" w:line="360" w:lineRule="auto"/>
+        <w:spacing w:before="200" w:after="200" w:line="312" w:lineRule="auto"/>
+        <w:contextualSpacing w:val="0"/>
+        <w:jc w:val="both"/>
         <w:rPr>
           <w:rFonts w:cs="Times New Roman"/>
           <w:color w:val="000000" w:themeColor="text1"/>
@@ -1433,8 +1457,9 @@
           <w:ilvl w:val="0"/>
           <w:numId w:val="1"/>
         </w:numPr>
-        <w:spacing w:before="240" w:line="360" w:lineRule="auto"/>
+        <w:spacing w:before="200" w:after="200" w:line="312" w:lineRule="auto"/>
         <w:ind w:left="851" w:hanging="491"/>
+        <w:contextualSpacing w:val="0"/>
         <w:rPr>
           <w:rFonts w:cs="Times New Roman"/>
           <w:b/>
@@ -1461,7 +1486,8 @@
           <w:ilvl w:val="0"/>
           <w:numId w:val="6"/>
         </w:numPr>
-        <w:spacing w:line="360" w:lineRule="auto"/>
+        <w:spacing w:before="200" w:after="200" w:line="312" w:lineRule="auto"/>
+        <w:contextualSpacing w:val="0"/>
         <w:rPr>
           <w:rFonts w:cs="Times New Roman"/>
           <w:color w:val="000000" w:themeColor="text1"/>
@@ -1482,7 +1508,7 @@
     <w:p>
       <w:pPr>
         <w:pStyle w:val="NormalWeb"/>
-        <w:spacing w:before="0" w:beforeAutospacing="0" w:after="240" w:afterAutospacing="0" w:line="360" w:lineRule="auto"/>
+        <w:spacing w:before="200" w:beforeAutospacing="0" w:after="200" w:afterAutospacing="0"/>
         <w:ind w:left="720"/>
         <w:jc w:val="both"/>
         <w:rPr>
@@ -1516,7 +1542,7 @@
     <w:p>
       <w:pPr>
         <w:pStyle w:val="NormalWeb"/>
-        <w:spacing w:before="0" w:beforeAutospacing="0" w:after="240" w:afterAutospacing="0" w:line="360" w:lineRule="auto"/>
+        <w:spacing w:before="200" w:beforeAutospacing="0" w:after="200" w:afterAutospacing="0"/>
         <w:ind w:left="720"/>
         <w:jc w:val="both"/>
         <w:rPr>
@@ -1550,7 +1576,7 @@
     <w:p>
       <w:pPr>
         <w:pStyle w:val="NormalWeb"/>
-        <w:spacing w:before="0" w:beforeAutospacing="0" w:after="240" w:afterAutospacing="0" w:line="360" w:lineRule="auto"/>
+        <w:spacing w:before="200" w:beforeAutospacing="0" w:after="200" w:afterAutospacing="0"/>
         <w:ind w:left="720"/>
         <w:jc w:val="both"/>
         <w:rPr>
@@ -1584,7 +1610,7 @@
     <w:p>
       <w:pPr>
         <w:pStyle w:val="NormalWeb"/>
-        <w:spacing w:before="0" w:beforeAutospacing="0" w:after="240" w:afterAutospacing="0" w:line="360" w:lineRule="auto"/>
+        <w:spacing w:before="200" w:beforeAutospacing="0" w:after="200" w:afterAutospacing="0"/>
         <w:ind w:left="720"/>
         <w:jc w:val="both"/>
         <w:rPr>
@@ -1618,7 +1644,7 @@
     <w:p>
       <w:pPr>
         <w:pStyle w:val="NormalWeb"/>
-        <w:spacing w:before="0" w:beforeAutospacing="0" w:after="240" w:afterAutospacing="0" w:line="360" w:lineRule="auto"/>
+        <w:spacing w:before="200" w:beforeAutospacing="0" w:after="200" w:afterAutospacing="0"/>
         <w:ind w:left="720"/>
         <w:jc w:val="both"/>
         <w:rPr>
@@ -1652,7 +1678,7 @@
     <w:p>
       <w:pPr>
         <w:pStyle w:val="NormalWeb"/>
-        <w:spacing w:before="0" w:beforeAutospacing="0" w:after="240" w:afterAutospacing="0" w:line="360" w:lineRule="auto"/>
+        <w:spacing w:before="200" w:beforeAutospacing="0" w:after="200" w:afterAutospacing="0"/>
         <w:ind w:left="720"/>
         <w:jc w:val="both"/>
         <w:rPr>
@@ -1686,7 +1712,7 @@
     <w:p>
       <w:pPr>
         <w:pStyle w:val="NormalWeb"/>
-        <w:spacing w:before="0" w:beforeAutospacing="0" w:after="240" w:afterAutospacing="0" w:line="360" w:lineRule="auto"/>
+        <w:spacing w:before="200" w:beforeAutospacing="0" w:after="200" w:afterAutospacing="0"/>
         <w:ind w:left="720"/>
         <w:jc w:val="both"/>
         <w:rPr>
@@ -1720,7 +1746,7 @@
     <w:p>
       <w:pPr>
         <w:pStyle w:val="NormalWeb"/>
-        <w:spacing w:before="0" w:beforeAutospacing="0" w:after="240" w:afterAutospacing="0" w:line="360" w:lineRule="auto"/>
+        <w:spacing w:before="200" w:beforeAutospacing="0" w:after="200" w:afterAutospacing="0"/>
         <w:ind w:left="720"/>
         <w:jc w:val="both"/>
         <w:rPr>
@@ -1733,6 +1759,7 @@
           <w:sz w:val="28"/>
           <w:szCs w:val="28"/>
         </w:rPr>
+        <w:lastRenderedPageBreak/>
         <w:t xml:space="preserve">[8]. Douglas R. Stinson, </w:t>
       </w:r>
       <w:r>
@@ -1754,7 +1781,7 @@
     <w:p>
       <w:pPr>
         <w:pStyle w:val="NormalWeb"/>
-        <w:spacing w:before="0" w:beforeAutospacing="0" w:after="240" w:afterAutospacing="0" w:line="360" w:lineRule="auto"/>
+        <w:spacing w:before="200" w:beforeAutospacing="0" w:after="200" w:afterAutospacing="0"/>
         <w:ind w:left="720"/>
         <w:jc w:val="both"/>
         <w:rPr>
@@ -1767,7 +1794,6 @@
           <w:sz w:val="28"/>
           <w:szCs w:val="28"/>
         </w:rPr>
-        <w:lastRenderedPageBreak/>
         <w:t xml:space="preserve">[9]. Rivest R. L., Shamir A., Adleman L., “A Method for Obtaining Digital Signatures and Public-Key Cryptosystems”, </w:t>
       </w:r>
       <w:r>
@@ -1789,7 +1815,7 @@
     <w:p>
       <w:pPr>
         <w:pStyle w:val="NormalWeb"/>
-        <w:spacing w:before="0" w:beforeAutospacing="0" w:after="0" w:afterAutospacing="0" w:line="360" w:lineRule="auto"/>
+        <w:spacing w:before="200" w:beforeAutospacing="0" w:after="200" w:afterAutospacing="0"/>
         <w:ind w:left="720"/>
         <w:jc w:val="both"/>
         <w:rPr>
@@ -1823,7 +1849,7 @@
     <w:p>
       <w:pPr>
         <w:pStyle w:val="NormalWeb"/>
-        <w:spacing w:before="0" w:beforeAutospacing="0" w:after="0" w:afterAutospacing="0" w:line="360" w:lineRule="auto"/>
+        <w:spacing w:before="200" w:beforeAutospacing="0" w:after="200" w:afterAutospacing="0"/>
         <w:ind w:left="720"/>
         <w:jc w:val="both"/>
         <w:rPr>
@@ -1849,12 +1875,13 @@
     <w:p>
       <w:pPr>
         <w:pStyle w:val="NormalWeb"/>
-        <w:spacing w:before="0" w:beforeAutospacing="0" w:after="0" w:afterAutospacing="0" w:line="360" w:lineRule="auto"/>
+        <w:spacing w:before="200" w:beforeAutospacing="0" w:after="200" w:afterAutospacing="0"/>
         <w:ind w:left="720"/>
         <w:jc w:val="both"/>
         <w:rPr>
           <w:sz w:val="28"/>
           <w:szCs w:val="28"/>
+          <w:lang w:val="vi-VN"/>
         </w:rPr>
       </w:pPr>
       <w:r>
@@ -1871,19 +1898,6 @@
         </w:rPr>
         <w:t>https://www.geeksforgeeks.org/rsa-algorithm-cryptography/</w:t>
       </w:r>
-    </w:p>
-    <w:p>
-      <w:pPr>
-        <w:pStyle w:val="ListParagraph"/>
-        <w:spacing w:line="360" w:lineRule="auto"/>
-        <w:ind w:left="2160"/>
-        <w:rPr>
-          <w:rFonts w:cs="Times New Roman"/>
-          <w:color w:val="000000" w:themeColor="text1"/>
-          <w:sz w:val="28"/>
-          <w:szCs w:val="28"/>
-        </w:rPr>
-      </w:pPr>
     </w:p>
     <w:p>
       <w:pPr>
@@ -1892,7 +1906,8 @@
           <w:ilvl w:val="0"/>
           <w:numId w:val="6"/>
         </w:numPr>
-        <w:spacing w:before="240" w:line="360" w:lineRule="auto"/>
+        <w:spacing w:before="200" w:after="200" w:line="312" w:lineRule="auto"/>
+        <w:contextualSpacing w:val="0"/>
         <w:jc w:val="both"/>
         <w:rPr>
           <w:rFonts w:cs="Times New Roman"/>
@@ -1929,7 +1944,9 @@
           <w:ilvl w:val="0"/>
           <w:numId w:val="4"/>
         </w:numPr>
-        <w:spacing w:before="100" w:beforeAutospacing="1" w:after="0" w:line="360" w:lineRule="auto"/>
+        <w:spacing w:before="200" w:after="200" w:line="312" w:lineRule="auto"/>
+        <w:contextualSpacing w:val="0"/>
+        <w:jc w:val="both"/>
         <w:rPr>
           <w:rFonts w:eastAsia="Times New Roman" w:cs="Times New Roman"/>
           <w:sz w:val="28"/>
@@ -1951,13 +1968,11 @@
       <w:pPr>
         <w:numPr>
           <w:ilvl w:val="0"/>
-          <w:numId w:val="7"/>
+          <w:numId w:val="11"/>
         </w:numPr>
-        <w:tabs>
-          <w:tab w:val="clear" w:pos="720"/>
-        </w:tabs>
-        <w:spacing w:before="100" w:beforeAutospacing="1" w:after="0" w:line="360" w:lineRule="auto"/>
+        <w:spacing w:before="200" w:after="200" w:line="312" w:lineRule="auto"/>
         <w:ind w:left="567" w:firstLine="567"/>
+        <w:jc w:val="both"/>
         <w:rPr>
           <w:rFonts w:eastAsia="Times New Roman" w:cs="Times New Roman"/>
           <w:sz w:val="28"/>
@@ -1982,7 +1997,9 @@
           <w:ilvl w:val="0"/>
           <w:numId w:val="4"/>
         </w:numPr>
-        <w:spacing w:before="100" w:beforeAutospacing="1" w:after="0" w:line="360" w:lineRule="auto"/>
+        <w:spacing w:before="200" w:after="200" w:line="312" w:lineRule="auto"/>
+        <w:contextualSpacing w:val="0"/>
+        <w:jc w:val="both"/>
         <w:rPr>
           <w:rFonts w:eastAsia="Times New Roman" w:cs="Times New Roman"/>
           <w:sz w:val="28"/>
@@ -2004,13 +2021,11 @@
       <w:pPr>
         <w:numPr>
           <w:ilvl w:val="0"/>
-          <w:numId w:val="8"/>
+          <w:numId w:val="10"/>
         </w:numPr>
-        <w:tabs>
-          <w:tab w:val="clear" w:pos="720"/>
-        </w:tabs>
-        <w:spacing w:before="100" w:beforeAutospacing="1" w:after="0" w:line="360" w:lineRule="auto"/>
+        <w:spacing w:before="200" w:after="200" w:line="312" w:lineRule="auto"/>
         <w:ind w:left="567" w:firstLine="567"/>
+        <w:jc w:val="both"/>
         <w:rPr>
           <w:rFonts w:eastAsia="Times New Roman" w:cs="Times New Roman"/>
           <w:sz w:val="28"/>
@@ -2050,13 +2065,11 @@
       <w:pPr>
         <w:numPr>
           <w:ilvl w:val="0"/>
-          <w:numId w:val="8"/>
+          <w:numId w:val="10"/>
         </w:numPr>
-        <w:tabs>
-          <w:tab w:val="clear" w:pos="720"/>
-        </w:tabs>
-        <w:spacing w:before="100" w:beforeAutospacing="1" w:after="0" w:line="360" w:lineRule="auto"/>
+        <w:spacing w:before="200" w:after="200" w:line="312" w:lineRule="auto"/>
         <w:ind w:left="567" w:firstLine="567"/>
+        <w:jc w:val="both"/>
         <w:rPr>
           <w:rFonts w:eastAsia="Times New Roman" w:cs="Times New Roman"/>
           <w:sz w:val="28"/>
@@ -2078,13 +2091,11 @@
       <w:pPr>
         <w:numPr>
           <w:ilvl w:val="0"/>
-          <w:numId w:val="8"/>
+          <w:numId w:val="10"/>
         </w:numPr>
-        <w:tabs>
-          <w:tab w:val="clear" w:pos="720"/>
-        </w:tabs>
-        <w:spacing w:before="100" w:beforeAutospacing="1" w:after="0" w:line="360" w:lineRule="auto"/>
+        <w:spacing w:before="200" w:after="200" w:line="312" w:lineRule="auto"/>
         <w:ind w:left="567" w:firstLine="567"/>
+        <w:jc w:val="both"/>
         <w:rPr>
           <w:rFonts w:eastAsia="Times New Roman" w:cs="Times New Roman"/>
           <w:sz w:val="28"/>
@@ -2288,6 +2299,152 @@
     </w:lvl>
   </w:abstractNum>
   <w:abstractNum w:abstractNumId="1" w15:restartNumberingAfterBreak="0">
+    <w:nsid w:val="10E55C23"/>
+    <w:multiLevelType w:val="multilevel"/>
+    <w:tmpl w:val="12ACD092"/>
+    <w:lvl w:ilvl="0">
+      <w:start w:val="1"/>
+      <w:numFmt w:val="bullet"/>
+      <w:lvlText w:val="+"/>
+      <w:lvlJc w:val="left"/>
+      <w:pPr>
+        <w:ind w:left="720" w:hanging="360"/>
+      </w:pPr>
+      <w:rPr>
+        <w:rFonts w:ascii="+" w:hAnsi="+" w:hint="default"/>
+        <w:sz w:val="20"/>
+      </w:rPr>
+    </w:lvl>
+    <w:lvl w:ilvl="1" w:tentative="1">
+      <w:start w:val="1"/>
+      <w:numFmt w:val="bullet"/>
+      <w:lvlText w:val="o"/>
+      <w:lvlJc w:val="left"/>
+      <w:pPr>
+        <w:tabs>
+          <w:tab w:val="num" w:pos="1440"/>
+        </w:tabs>
+        <w:ind w:left="1440" w:hanging="360"/>
+      </w:pPr>
+      <w:rPr>
+        <w:rFonts w:ascii="Courier New" w:hAnsi="Courier New" w:hint="default"/>
+        <w:sz w:val="20"/>
+      </w:rPr>
+    </w:lvl>
+    <w:lvl w:ilvl="2" w:tentative="1">
+      <w:start w:val="1"/>
+      <w:numFmt w:val="bullet"/>
+      <w:lvlText w:val=""/>
+      <w:lvlJc w:val="left"/>
+      <w:pPr>
+        <w:tabs>
+          <w:tab w:val="num" w:pos="2160"/>
+        </w:tabs>
+        <w:ind w:left="2160" w:hanging="360"/>
+      </w:pPr>
+      <w:rPr>
+        <w:rFonts w:ascii="Wingdings" w:hAnsi="Wingdings" w:hint="default"/>
+        <w:sz w:val="20"/>
+      </w:rPr>
+    </w:lvl>
+    <w:lvl w:ilvl="3" w:tentative="1">
+      <w:start w:val="1"/>
+      <w:numFmt w:val="bullet"/>
+      <w:lvlText w:val=""/>
+      <w:lvlJc w:val="left"/>
+      <w:pPr>
+        <w:tabs>
+          <w:tab w:val="num" w:pos="2880"/>
+        </w:tabs>
+        <w:ind w:left="2880" w:hanging="360"/>
+      </w:pPr>
+      <w:rPr>
+        <w:rFonts w:ascii="Wingdings" w:hAnsi="Wingdings" w:hint="default"/>
+        <w:sz w:val="20"/>
+      </w:rPr>
+    </w:lvl>
+    <w:lvl w:ilvl="4" w:tentative="1">
+      <w:start w:val="1"/>
+      <w:numFmt w:val="bullet"/>
+      <w:lvlText w:val=""/>
+      <w:lvlJc w:val="left"/>
+      <w:pPr>
+        <w:tabs>
+          <w:tab w:val="num" w:pos="3600"/>
+        </w:tabs>
+        <w:ind w:left="3600" w:hanging="360"/>
+      </w:pPr>
+      <w:rPr>
+        <w:rFonts w:ascii="Wingdings" w:hAnsi="Wingdings" w:hint="default"/>
+        <w:sz w:val="20"/>
+      </w:rPr>
+    </w:lvl>
+    <w:lvl w:ilvl="5" w:tentative="1">
+      <w:start w:val="1"/>
+      <w:numFmt w:val="bullet"/>
+      <w:lvlText w:val=""/>
+      <w:lvlJc w:val="left"/>
+      <w:pPr>
+        <w:tabs>
+          <w:tab w:val="num" w:pos="4320"/>
+        </w:tabs>
+        <w:ind w:left="4320" w:hanging="360"/>
+      </w:pPr>
+      <w:rPr>
+        <w:rFonts w:ascii="Wingdings" w:hAnsi="Wingdings" w:hint="default"/>
+        <w:sz w:val="20"/>
+      </w:rPr>
+    </w:lvl>
+    <w:lvl w:ilvl="6" w:tentative="1">
+      <w:start w:val="1"/>
+      <w:numFmt w:val="bullet"/>
+      <w:lvlText w:val=""/>
+      <w:lvlJc w:val="left"/>
+      <w:pPr>
+        <w:tabs>
+          <w:tab w:val="num" w:pos="5040"/>
+        </w:tabs>
+        <w:ind w:left="5040" w:hanging="360"/>
+      </w:pPr>
+      <w:rPr>
+        <w:rFonts w:ascii="Wingdings" w:hAnsi="Wingdings" w:hint="default"/>
+        <w:sz w:val="20"/>
+      </w:rPr>
+    </w:lvl>
+    <w:lvl w:ilvl="7" w:tentative="1">
+      <w:start w:val="1"/>
+      <w:numFmt w:val="bullet"/>
+      <w:lvlText w:val=""/>
+      <w:lvlJc w:val="left"/>
+      <w:pPr>
+        <w:tabs>
+          <w:tab w:val="num" w:pos="5760"/>
+        </w:tabs>
+        <w:ind w:left="5760" w:hanging="360"/>
+      </w:pPr>
+      <w:rPr>
+        <w:rFonts w:ascii="Wingdings" w:hAnsi="Wingdings" w:hint="default"/>
+        <w:sz w:val="20"/>
+      </w:rPr>
+    </w:lvl>
+    <w:lvl w:ilvl="8" w:tentative="1">
+      <w:start w:val="1"/>
+      <w:numFmt w:val="bullet"/>
+      <w:lvlText w:val=""/>
+      <w:lvlJc w:val="left"/>
+      <w:pPr>
+        <w:tabs>
+          <w:tab w:val="num" w:pos="6480"/>
+        </w:tabs>
+        <w:ind w:left="6480" w:hanging="360"/>
+      </w:pPr>
+      <w:rPr>
+        <w:rFonts w:ascii="Wingdings" w:hAnsi="Wingdings" w:hint="default"/>
+        <w:sz w:val="20"/>
+      </w:rPr>
+    </w:lvl>
+  </w:abstractNum>
+  <w:abstractNum w:abstractNumId="2" w15:restartNumberingAfterBreak="0">
     <w:nsid w:val="26C762B4"/>
     <w:multiLevelType w:val="hybridMultilevel"/>
     <w:tmpl w:val="749AB4AC"/>
@@ -2376,7 +2533,7 @@
       </w:pPr>
     </w:lvl>
   </w:abstractNum>
-  <w:abstractNum w:abstractNumId="2" w15:restartNumberingAfterBreak="0">
+  <w:abstractNum w:abstractNumId="3" w15:restartNumberingAfterBreak="0">
     <w:nsid w:val="30B00AB0"/>
     <w:multiLevelType w:val="multilevel"/>
     <w:tmpl w:val="43A0B2DC"/>
@@ -2525,7 +2682,7 @@
       </w:rPr>
     </w:lvl>
   </w:abstractNum>
-  <w:abstractNum w:abstractNumId="3" w15:restartNumberingAfterBreak="0">
+  <w:abstractNum w:abstractNumId="4" w15:restartNumberingAfterBreak="0">
     <w:nsid w:val="3DF93020"/>
     <w:multiLevelType w:val="hybridMultilevel"/>
     <w:tmpl w:val="AC1057DC"/>
@@ -2614,7 +2771,153 @@
       </w:pPr>
     </w:lvl>
   </w:abstractNum>
-  <w:abstractNum w:abstractNumId="4" w15:restartNumberingAfterBreak="0">
+  <w:abstractNum w:abstractNumId="5" w15:restartNumberingAfterBreak="0">
+    <w:nsid w:val="42CF4AAE"/>
+    <w:multiLevelType w:val="multilevel"/>
+    <w:tmpl w:val="D3D87E90"/>
+    <w:lvl w:ilvl="0">
+      <w:start w:val="1"/>
+      <w:numFmt w:val="bullet"/>
+      <w:lvlText w:val="+"/>
+      <w:lvlJc w:val="left"/>
+      <w:pPr>
+        <w:ind w:left="720" w:hanging="360"/>
+      </w:pPr>
+      <w:rPr>
+        <w:rFonts w:ascii="+" w:hAnsi="+" w:hint="default"/>
+        <w:sz w:val="20"/>
+      </w:rPr>
+    </w:lvl>
+    <w:lvl w:ilvl="1" w:tentative="1">
+      <w:start w:val="1"/>
+      <w:numFmt w:val="bullet"/>
+      <w:lvlText w:val="o"/>
+      <w:lvlJc w:val="left"/>
+      <w:pPr>
+        <w:tabs>
+          <w:tab w:val="num" w:pos="1440"/>
+        </w:tabs>
+        <w:ind w:left="1440" w:hanging="360"/>
+      </w:pPr>
+      <w:rPr>
+        <w:rFonts w:ascii="Courier New" w:hAnsi="Courier New" w:hint="default"/>
+        <w:sz w:val="20"/>
+      </w:rPr>
+    </w:lvl>
+    <w:lvl w:ilvl="2" w:tentative="1">
+      <w:start w:val="1"/>
+      <w:numFmt w:val="bullet"/>
+      <w:lvlText w:val=""/>
+      <w:lvlJc w:val="left"/>
+      <w:pPr>
+        <w:tabs>
+          <w:tab w:val="num" w:pos="2160"/>
+        </w:tabs>
+        <w:ind w:left="2160" w:hanging="360"/>
+      </w:pPr>
+      <w:rPr>
+        <w:rFonts w:ascii="Wingdings" w:hAnsi="Wingdings" w:hint="default"/>
+        <w:sz w:val="20"/>
+      </w:rPr>
+    </w:lvl>
+    <w:lvl w:ilvl="3" w:tentative="1">
+      <w:start w:val="1"/>
+      <w:numFmt w:val="bullet"/>
+      <w:lvlText w:val=""/>
+      <w:lvlJc w:val="left"/>
+      <w:pPr>
+        <w:tabs>
+          <w:tab w:val="num" w:pos="2880"/>
+        </w:tabs>
+        <w:ind w:left="2880" w:hanging="360"/>
+      </w:pPr>
+      <w:rPr>
+        <w:rFonts w:ascii="Wingdings" w:hAnsi="Wingdings" w:hint="default"/>
+        <w:sz w:val="20"/>
+      </w:rPr>
+    </w:lvl>
+    <w:lvl w:ilvl="4" w:tentative="1">
+      <w:start w:val="1"/>
+      <w:numFmt w:val="bullet"/>
+      <w:lvlText w:val=""/>
+      <w:lvlJc w:val="left"/>
+      <w:pPr>
+        <w:tabs>
+          <w:tab w:val="num" w:pos="3600"/>
+        </w:tabs>
+        <w:ind w:left="3600" w:hanging="360"/>
+      </w:pPr>
+      <w:rPr>
+        <w:rFonts w:ascii="Wingdings" w:hAnsi="Wingdings" w:hint="default"/>
+        <w:sz w:val="20"/>
+      </w:rPr>
+    </w:lvl>
+    <w:lvl w:ilvl="5" w:tentative="1">
+      <w:start w:val="1"/>
+      <w:numFmt w:val="bullet"/>
+      <w:lvlText w:val=""/>
+      <w:lvlJc w:val="left"/>
+      <w:pPr>
+        <w:tabs>
+          <w:tab w:val="num" w:pos="4320"/>
+        </w:tabs>
+        <w:ind w:left="4320" w:hanging="360"/>
+      </w:pPr>
+      <w:rPr>
+        <w:rFonts w:ascii="Wingdings" w:hAnsi="Wingdings" w:hint="default"/>
+        <w:sz w:val="20"/>
+      </w:rPr>
+    </w:lvl>
+    <w:lvl w:ilvl="6" w:tentative="1">
+      <w:start w:val="1"/>
+      <w:numFmt w:val="bullet"/>
+      <w:lvlText w:val=""/>
+      <w:lvlJc w:val="left"/>
+      <w:pPr>
+        <w:tabs>
+          <w:tab w:val="num" w:pos="5040"/>
+        </w:tabs>
+        <w:ind w:left="5040" w:hanging="360"/>
+      </w:pPr>
+      <w:rPr>
+        <w:rFonts w:ascii="Wingdings" w:hAnsi="Wingdings" w:hint="default"/>
+        <w:sz w:val="20"/>
+      </w:rPr>
+    </w:lvl>
+    <w:lvl w:ilvl="7" w:tentative="1">
+      <w:start w:val="1"/>
+      <w:numFmt w:val="bullet"/>
+      <w:lvlText w:val=""/>
+      <w:lvlJc w:val="left"/>
+      <w:pPr>
+        <w:tabs>
+          <w:tab w:val="num" w:pos="5760"/>
+        </w:tabs>
+        <w:ind w:left="5760" w:hanging="360"/>
+      </w:pPr>
+      <w:rPr>
+        <w:rFonts w:ascii="Wingdings" w:hAnsi="Wingdings" w:hint="default"/>
+        <w:sz w:val="20"/>
+      </w:rPr>
+    </w:lvl>
+    <w:lvl w:ilvl="8" w:tentative="1">
+      <w:start w:val="1"/>
+      <w:numFmt w:val="bullet"/>
+      <w:lvlText w:val=""/>
+      <w:lvlJc w:val="left"/>
+      <w:pPr>
+        <w:tabs>
+          <w:tab w:val="num" w:pos="6480"/>
+        </w:tabs>
+        <w:ind w:left="6480" w:hanging="360"/>
+      </w:pPr>
+      <w:rPr>
+        <w:rFonts w:ascii="Wingdings" w:hAnsi="Wingdings" w:hint="default"/>
+        <w:sz w:val="20"/>
+      </w:rPr>
+    </w:lvl>
+  </w:abstractNum>
+  <w:abstractNum w:abstractNumId="6" w15:restartNumberingAfterBreak="0">
     <w:nsid w:val="44357199"/>
     <w:multiLevelType w:val="hybridMultilevel"/>
     <w:tmpl w:val="81D67438"/>
@@ -2624,7 +2927,7 @@
       <w:lvlText w:val="%1."/>
       <w:lvlJc w:val="left"/>
       <w:pPr>
-        <w:ind w:left="1080" w:hanging="720"/>
+        <w:ind w:left="1004" w:hanging="720"/>
       </w:pPr>
       <w:rPr>
         <w:rFonts w:hint="default"/>
@@ -2703,7 +3006,7 @@
       </w:pPr>
     </w:lvl>
   </w:abstractNum>
-  <w:abstractNum w:abstractNumId="5" w15:restartNumberingAfterBreak="0">
+  <w:abstractNum w:abstractNumId="7" w15:restartNumberingAfterBreak="0">
     <w:nsid w:val="497D7A91"/>
     <w:multiLevelType w:val="hybridMultilevel"/>
     <w:tmpl w:val="7A14BDBC"/>
@@ -2792,7 +3095,7 @@
       </w:pPr>
     </w:lvl>
   </w:abstractNum>
-  <w:abstractNum w:abstractNumId="6" w15:restartNumberingAfterBreak="0">
+  <w:abstractNum w:abstractNumId="8" w15:restartNumberingAfterBreak="0">
     <w:nsid w:val="4FD60329"/>
     <w:multiLevelType w:val="hybridMultilevel"/>
     <w:tmpl w:val="CC62455E"/>
@@ -2881,7 +3184,7 @@
       </w:pPr>
     </w:lvl>
   </w:abstractNum>
-  <w:abstractNum w:abstractNumId="7" w15:restartNumberingAfterBreak="0">
+  <w:abstractNum w:abstractNumId="9" w15:restartNumberingAfterBreak="0">
     <w:nsid w:val="51F57BD8"/>
     <w:multiLevelType w:val="hybridMultilevel"/>
     <w:tmpl w:val="C84C95B4"/>
@@ -2994,7 +3297,7 @@
       </w:rPr>
     </w:lvl>
   </w:abstractNum>
-  <w:abstractNum w:abstractNumId="8" w15:restartNumberingAfterBreak="0">
+  <w:abstractNum w:abstractNumId="10" w15:restartNumberingAfterBreak="0">
     <w:nsid w:val="7D033D59"/>
     <w:multiLevelType w:val="multilevel"/>
     <w:tmpl w:val="6E764488"/>
@@ -3144,31 +3447,37 @@
     </w:lvl>
   </w:abstractNum>
   <w:num w:numId="1" w16cid:durableId="1464421009">
+    <w:abstractNumId w:val="6"/>
+  </w:num>
+  <w:num w:numId="2" w16cid:durableId="2010673616">
+    <w:abstractNumId w:val="8"/>
+  </w:num>
+  <w:num w:numId="3" w16cid:durableId="1541168084">
+    <w:abstractNumId w:val="2"/>
+  </w:num>
+  <w:num w:numId="4" w16cid:durableId="2007319647">
+    <w:abstractNumId w:val="9"/>
+  </w:num>
+  <w:num w:numId="5" w16cid:durableId="1441954816">
     <w:abstractNumId w:val="4"/>
   </w:num>
-  <w:num w:numId="2" w16cid:durableId="2010673616">
-    <w:abstractNumId w:val="6"/>
-  </w:num>
-  <w:num w:numId="3" w16cid:durableId="1541168084">
-    <w:abstractNumId w:val="1"/>
-  </w:num>
-  <w:num w:numId="4" w16cid:durableId="2007319647">
+  <w:num w:numId="6" w16cid:durableId="1297297240">
     <w:abstractNumId w:val="7"/>
-  </w:num>
-  <w:num w:numId="5" w16cid:durableId="1441954816">
-    <w:abstractNumId w:val="3"/>
-  </w:num>
-  <w:num w:numId="6" w16cid:durableId="1297297240">
-    <w:abstractNumId w:val="5"/>
   </w:num>
   <w:num w:numId="7" w16cid:durableId="1853178143">
     <w:abstractNumId w:val="0"/>
   </w:num>
   <w:num w:numId="8" w16cid:durableId="1445997925">
-    <w:abstractNumId w:val="8"/>
+    <w:abstractNumId w:val="10"/>
   </w:num>
   <w:num w:numId="9" w16cid:durableId="164714218">
-    <w:abstractNumId w:val="2"/>
+    <w:abstractNumId w:val="3"/>
+  </w:num>
+  <w:num w:numId="10" w16cid:durableId="981228769">
+    <w:abstractNumId w:val="5"/>
+  </w:num>
+  <w:num w:numId="11" w16cid:durableId="1862473238">
+    <w:abstractNumId w:val="1"/>
   </w:num>
 </w:numbering>
 </file>
